--- a/zhs/docx/002.content.docx
+++ b/zhs/docx/002.content.docx
@@ -19,7 +19,7 @@
         <w:rPr>
           <w:lang w:val="zh_CN" w:bidi="zh_CN"/>
         </w:rPr>
-        <w:t>Resource: 关键词 (SRV)</w:t>
+        <w:t>Resource: Familiarization, Internalization, Articulation (Fia) Terms</w:t>
       </w:r>
       <w:r>
         <w:rPr>
@@ -39,42 +39,61 @@
           <w:b/>
           <w:lang w:val="zh_CN" w:bidi="zh_CN"/>
         </w:rPr>
-        <w:t>Familiarization, Internalization, Articulation (FIA) Key Terms</w:t>
-      </w:r>
-      <w:r>
-        <w:rPr>
-          <w:lang w:val="zh_CN" w:bidi="zh_CN"/>
-        </w:rPr>
-        <w:t xml:space="preserve"> © 2023 SRV Partners Released under CC BY-SA 4.0 license. </w:t>
-      </w:r>
-      <w:r>
-        <w:rPr>
-          <w:lang w:val="zh_CN" w:bidi="zh_CN"/>
-        </w:rPr>
-        <w:t>Familiarization, Internalization, Articulation (FIA) Key Terms</w:t>
-      </w:r>
-      <w:r>
-        <w:rPr>
-          <w:lang w:val="zh_CN" w:bidi="zh_CN"/>
-        </w:rPr>
-        <w:t xml:space="preserve"> has been adapted in the following languages Tok Pisin, عربي, Français, हिंदी, Bahasa Indonesia, Português, Русский, Español, Kiswahili, 简体中文 from </w:t>
-      </w:r>
-      <w:r>
-        <w:rPr>
-          <w:lang w:val="zh_CN" w:bidi="zh_CN"/>
-        </w:rPr>
-        <w:t>Familiarization, Internalization, Articulation (FIA)</w:t>
-      </w:r>
-      <w:r>
-        <w:rPr>
-          <w:lang w:val="zh_CN" w:bidi="zh_CN"/>
-        </w:rPr>
-        <w:t xml:space="preserve"> © 2023 SRV Partners. Released under CC BY-SA 4.0 license by Mission Mutual</w:t>
-      </w:r>
-      <w:r>
-        <w:rPr>
-          <w:lang w:val="zh_CN" w:bidi="zh_CN"/>
-        </w:rPr>
+        <w:t>Familiarization, Internalization, Articulation (Fia) Terms</w:t>
+      </w:r>
+      <w:r>
+        <w:rPr>
+          <w:lang w:val="zh_CN" w:bidi="zh_CN"/>
+        </w:rPr>
+        <w:t xml:space="preserve"> (Chinese (Simplified)) is based on: </w:t>
+      </w:r>
+      <w:r>
+        <w:rPr>
+          <w:lang w:val="zh_CN" w:bidi="zh_CN"/>
+        </w:rPr>
+        <w:t>Familiarization, Internalization, Articulation (Fia) Terms</w:t>
+      </w:r>
+      <w:r>
+        <w:rPr>
+          <w:lang w:val="zh_CN" w:bidi="zh_CN"/>
+        </w:rPr>
+        <w:t xml:space="preserve">, </w:t>
+      </w:r>
+      <w:hyperlink r:id="rId13">
+        <w:r>
+          <w:rPr>
+            <w:lang w:val="zh_CN" w:bidi="zh_CN"/>
+          </w:rPr>
+          <w:rPr>
+            <w:color w:val="0000EE"/>
+            <w:u w:val="single"/>
+          </w:rPr>
+          <w:t>SRV Partners</w:t>
+        </w:r>
+      </w:hyperlink>
+      <w:r>
+        <w:rPr>
+          <w:lang w:val="zh_CN" w:bidi="zh_CN"/>
+        </w:rPr>
+        <w:t xml:space="preserve">, 2023, which is licensed under a </w:t>
+      </w:r>
+      <w:hyperlink r:id="rId14">
+        <w:r>
+          <w:rPr>
+            <w:lang w:val="zh_CN" w:bidi="zh_CN"/>
+          </w:rPr>
+          <w:rPr>
+            <w:color w:val="0000EE"/>
+            <w:u w:val="single"/>
+          </w:rPr>
+          <w:t>CC BY-SA 4.0 license</w:t>
+        </w:r>
+      </w:hyperlink>
+      <w:r>
+        <w:rPr>
+          <w:lang w:val="zh_CN" w:bidi="zh_CN"/>
+        </w:rPr>
+        <w:t>.</w:t>
       </w:r>
       <w:r>
         <w:rPr>
@@ -83,6 +102,30 @@
       </w:r>
     </w:p>
     <w:p>
+      <w:pPr/>
+      <w:r>
+        <w:rPr>
+          <w:lang w:val="zh_CN" w:bidi="zh_CN"/>
+        </w:rPr>
+      </w:r>
+      <w:r>
+        <w:rPr>
+          <w:lang w:val="zh_CN" w:bidi="zh_CN"/>
+        </w:rPr>
+        <w:t>This PDF version is provided under the same license.</w:t>
+      </w:r>
+      <w:r>
+        <w:rPr>
+          <w:lang w:val="zh_CN" w:bidi="zh_CN"/>
+        </w:rPr>
+      </w:r>
+      <w:r>
+        <w:rPr>
+          <w:lang w:val="zh_CN" w:bidi="zh_CN"/>
+        </w:rPr>
+      </w:r>
+    </w:p>
+    <w:p>
       <w:pPr>
         <w:pStyle w:val="Heading1"/>
       </w:pPr>
@@ -90,7 +133,7 @@
         <w:rPr>
           <w:lang w:val="zh_CN" w:bidi="zh_CN"/>
         </w:rPr>
-        <w:t>关键词 (SRV)</w:t>
+        <w:t>Familiarization, Internalization, Articulation (Fia) Terms</w:t>
       </w:r>
     </w:p>
     <w:p>
@@ -127,7 +170,7 @@
         <w:rPr>
           <w:lang w:val="zh_CN" w:bidi="zh_CN"/>
         </w:rPr>
-        <w:t>A</w:t>
+        <w:t>an</w:t>
       </w:r>
       <w:r>
         <w:rPr>
@@ -190,7 +233,7 @@
         <w:rPr>
           <w:lang w:val="zh_CN" w:bidi="zh_CN"/>
         </w:rPr>
-        <w:t>阿爸</w:t>
+        <w:t>安息日</w:t>
       </w:r>
       <w:r>
         <w:rPr>
@@ -210,71 +253,85 @@
           <w:b/>
           <w:lang w:val="zh_CN" w:bidi="zh_CN"/>
         </w:rPr>
-        <w:t>阿爸</w:t>
-      </w:r>
-      <w:r>
-        <w:rPr>
-          <w:lang w:val="zh_CN" w:bidi="zh_CN"/>
-        </w:rPr>
-        <w:t xml:space="preserve">是亚兰文"父亲"的意思。 </w:t>
-      </w:r>
-      <w:r>
-        <w:rPr>
-          <w:lang w:val="zh_CN" w:bidi="zh_CN"/>
-        </w:rPr>
-        <w:t>亚兰文</w:t>
-      </w:r>
-      <w:r>
-        <w:rPr>
-          <w:lang w:val="zh_CN" w:bidi="zh_CN"/>
-        </w:rPr>
-        <w:t>是耶稣时代以色列人所使用的语言。 在被捕并被</w:t>
-      </w:r>
-      <w:r>
-        <w:rPr>
-          <w:lang w:val="zh_CN" w:bidi="zh_CN"/>
-        </w:rPr>
-        <w:t>钉十字架</w:t>
-      </w:r>
-      <w:r>
-        <w:rPr>
-          <w:lang w:val="zh_CN" w:bidi="zh_CN"/>
-        </w:rPr>
-        <w:t>之前，耶稣向神</w:t>
-      </w:r>
-      <w:r>
-        <w:rPr>
-          <w:lang w:val="zh_CN" w:bidi="zh_CN"/>
-        </w:rPr>
-        <w:t>祷告</w:t>
-      </w:r>
-      <w:r>
-        <w:rPr>
-          <w:lang w:val="zh_CN" w:bidi="zh_CN"/>
-        </w:rPr>
-        <w:t>时称神为"阿爸"。 保罗后来在他的信中写道，</w:t>
-      </w:r>
-      <w:r>
-        <w:rPr>
-          <w:lang w:val="zh_CN" w:bidi="zh_CN"/>
-        </w:rPr>
-        <w:t>圣灵</w:t>
-      </w:r>
-      <w:r>
-        <w:rPr>
-          <w:lang w:val="zh_CN" w:bidi="zh_CN"/>
-        </w:rPr>
-        <w:t>使我们向神呼求："阿爸，父啊！"这意味著借由圣灵，我们可以与神建立亲密的关系，就像孩子与父亲一样——正如同耶稣与神的关系一般。</w:t>
-      </w:r>
-      <w:r>
-        <w:rPr>
-          <w:lang w:val="zh_CN" w:bidi="zh_CN"/>
-        </w:rPr>
-      </w:r>
-      <w:r>
-        <w:rPr>
-          <w:lang w:val="zh_CN" w:bidi="zh_CN"/>
-        </w:rPr>
+        <w:t>安息日</w:t>
+      </w:r>
+      <w:r>
+        <w:rPr>
+          <w:lang w:val="zh_CN" w:bidi="zh_CN"/>
+        </w:rPr>
+        <w:t>是</w:t>
+      </w:r>
+      <w:hyperlink r:id="rId15">
+        <w:r>
+          <w:rPr>
+            <w:lang w:val="zh_CN" w:bidi="zh_CN"/>
+          </w:rPr>
+          <w:rPr>
+            <w:color w:val="0000EE"/>
+            <w:u w:val="single"/>
+          </w:rPr>
+          <w:t>犹太人</w:t>
+        </w:r>
+      </w:hyperlink>
+      <w:r>
+        <w:rPr>
+          <w:lang w:val="zh_CN" w:bidi="zh_CN"/>
+        </w:rPr>
+        <w:t>一周中的第七日。 这是休息和</w:t>
+      </w:r>
+      <w:hyperlink r:id="rId16">
+        <w:r>
+          <w:rPr>
+            <w:lang w:val="zh_CN" w:bidi="zh_CN"/>
+          </w:rPr>
+          <w:rPr>
+            <w:color w:val="0000EE"/>
+            <w:u w:val="single"/>
+          </w:rPr>
+          <w:t>敬拜</w:t>
+        </w:r>
+      </w:hyperlink>
+      <w:r>
+        <w:rPr>
+          <w:lang w:val="zh_CN" w:bidi="zh_CN"/>
+        </w:rPr>
+        <w:t>神的一天。 在那一天，犹太人经常聚集在</w:t>
+      </w:r>
+      <w:hyperlink r:id="rId17">
+        <w:r>
+          <w:rPr>
+            <w:lang w:val="zh_CN" w:bidi="zh_CN"/>
+          </w:rPr>
+          <w:rPr>
+            <w:color w:val="0000EE"/>
+            <w:u w:val="single"/>
+          </w:rPr>
+          <w:t>犹太会堂</w:t>
+        </w:r>
+      </w:hyperlink>
+      <w:r>
+        <w:rPr>
+          <w:lang w:val="zh_CN" w:bidi="zh_CN"/>
+        </w:rPr>
+        <w:t>中，这是当地犹太人</w:t>
+      </w:r>
+      <w:hyperlink r:id="rId18">
+        <w:r>
+          <w:rPr>
+            <w:lang w:val="zh_CN" w:bidi="zh_CN"/>
+          </w:rPr>
+          <w:rPr>
+            <w:color w:val="0000EE"/>
+            <w:u w:val="single"/>
+          </w:rPr>
+          <w:t>祷告</w:t>
+        </w:r>
+      </w:hyperlink>
+      <w:r>
+        <w:rPr>
+          <w:lang w:val="zh_CN" w:bidi="zh_CN"/>
+        </w:rPr>
+        <w:t>和聆听关于神的教导的聚会场所。</w:t>
       </w:r>
     </w:p>
     <w:p>
@@ -284,21 +341,11 @@
           <w:lang w:val="zh_CN" w:bidi="zh_CN"/>
         </w:rPr>
       </w:r>
-    </w:p>
-    <w:p>
-      <w:pPr>
-        <w:pStyle w:val="Heading2"/>
-      </w:pPr>
-      <w:r>
-        <w:rPr>
-          <w:lang w:val="zh_CN" w:bidi="zh_CN"/>
-        </w:rPr>
-        <w:t>阿们</w:t>
-      </w:r>
-      <w:r>
-        <w:rPr>
-          <w:lang w:val="zh_CN" w:bidi="zh_CN"/>
-        </w:rPr>
+      <w:r>
+        <w:rPr>
+          <w:lang w:val="zh_CN" w:bidi="zh_CN"/>
+        </w:rPr>
+        <w:t>犹太人计算日数，是从晚上到晚上。 这表示安息日从第六天的晚上开始，在第七日的晚上结束。</w:t>
       </w:r>
     </w:p>
     <w:p>
@@ -310,28 +357,45 @@
       </w:r>
       <w:r>
         <w:rPr>
-          <w:b/>
-          <w:lang w:val="zh_CN" w:bidi="zh_CN"/>
-        </w:rPr>
-        <w:t>阿们</w:t>
-      </w:r>
-      <w:r>
-        <w:rPr>
-          <w:lang w:val="zh_CN" w:bidi="zh_CN"/>
-        </w:rPr>
-        <w:t>是</w:t>
-      </w:r>
-      <w:r>
-        <w:rPr>
-          <w:lang w:val="zh_CN" w:bidi="zh_CN"/>
-        </w:rPr>
-        <w:t>希伯来</w:t>
-      </w:r>
-      <w:r>
-        <w:rPr>
-          <w:lang w:val="zh_CN" w:bidi="zh_CN"/>
-        </w:rPr>
-        <w:t>文。 根据这个字何时被使用，它可以指类似于"我接受这一点"、"但愿这是真的"、"的确"或"真的"之类的意思。</w:t>
+          <w:lang w:val="zh_CN" w:bidi="zh_CN"/>
+        </w:rPr>
+        <w:t>在摩西的时代，神吩咐</w:t>
+      </w:r>
+      <w:hyperlink r:id="rId19">
+        <w:r>
+          <w:rPr>
+            <w:lang w:val="zh_CN" w:bidi="zh_CN"/>
+          </w:rPr>
+          <w:rPr>
+            <w:color w:val="0000EE"/>
+            <w:u w:val="single"/>
+          </w:rPr>
+          <w:t>以色列人</w:t>
+        </w:r>
+      </w:hyperlink>
+      <w:r>
+        <w:rPr>
+          <w:lang w:val="zh_CN" w:bidi="zh_CN"/>
+        </w:rPr>
+        <w:t>每个第七日都要休息，不可以做任何工作。 神告诉人们，祂在六天内创造了世界，第七日安息。 出于这个原因，第七日是</w:t>
+      </w:r>
+      <w:hyperlink r:id="rId20">
+        <w:r>
+          <w:rPr>
+            <w:lang w:val="zh_CN" w:bidi="zh_CN"/>
+          </w:rPr>
+          <w:rPr>
+            <w:color w:val="0000EE"/>
+            <w:u w:val="single"/>
+          </w:rPr>
+          <w:t>圣洁</w:t>
+        </w:r>
+      </w:hyperlink>
+      <w:r>
+        <w:rPr>
+          <w:lang w:val="zh_CN" w:bidi="zh_CN"/>
+        </w:rPr>
+        <w:t>的日子。 这日子是属于神的。透过每第七日休息，人们可以为著神供应他们所有的需求而学会信靠神。 他们不需要一直工作，因为神会看顾他们。 这个休息日是神给人的美好礼物。 以色列人需要全年遵守这个安息日，即使是在繁忙地收割时期。 透过遵守这个安息日，其他国家的人可以看到犹太人的与众不同。 这是一个记号，表明犹太人是神特别的子民。</w:t>
       </w:r>
     </w:p>
     <w:p>
@@ -345,19 +409,20 @@
         <w:rPr>
           <w:lang w:val="zh_CN" w:bidi="zh_CN"/>
         </w:rPr>
-        <w:t>当有人告诉你将会有好事发生时，你可以回应说："阿们！" 这表示你希望并</w:t>
-      </w:r>
-      <w:r>
-        <w:rPr>
-          <w:lang w:val="zh_CN" w:bidi="zh_CN"/>
-        </w:rPr>
-        <w:t>相信</w:t>
-      </w:r>
-      <w:r>
-        <w:rPr>
-          <w:lang w:val="zh_CN" w:bidi="zh_CN"/>
-        </w:rPr>
-        <w:t>这将会成真。</w:t>
+        <w:t>对神而言，以色列人在安息日做正确的事非常重要。 如果有人在安息日</w:t>
+      </w:r>
+      <w:r>
+        <w:rPr>
+          <w:i/>
+          <w:lang w:val="zh_CN" w:bidi="zh_CN"/>
+        </w:rPr>
+        <w:t>工作</w:t>
+      </w:r>
+      <w:r>
+        <w:rPr>
+          <w:lang w:val="zh_CN" w:bidi="zh_CN"/>
+        </w:rPr>
+        <w:t>，我们会说这个人"不守安息日"，或"犯安息日"。 不守安息日的人，是非常糟糕的。</w:t>
       </w:r>
     </w:p>
     <w:p>
@@ -371,19 +436,43 @@
         <w:rPr>
           <w:lang w:val="zh_CN" w:bidi="zh_CN"/>
         </w:rPr>
-        <w:t>当有人向神</w:t>
-      </w:r>
-      <w:r>
-        <w:rPr>
-          <w:lang w:val="zh_CN" w:bidi="zh_CN"/>
-        </w:rPr>
-        <w:t>祷告</w:t>
-      </w:r>
-      <w:r>
-        <w:rPr>
-          <w:lang w:val="zh_CN" w:bidi="zh_CN"/>
-        </w:rPr>
-        <w:t>时，你可以说"阿们"。 这表示你希望并相信那个祷告会得到神的回应。</w:t>
+        <w:t>安息日是家庭中每个成员休息的日子，甚至包括</w:t>
+      </w:r>
+      <w:hyperlink r:id="rId21">
+        <w:r>
+          <w:rPr>
+            <w:lang w:val="zh_CN" w:bidi="zh_CN"/>
+          </w:rPr>
+          <w:rPr>
+            <w:color w:val="0000EE"/>
+            <w:u w:val="single"/>
+          </w:rPr>
+          <w:t>仆人</w:t>
+        </w:r>
+      </w:hyperlink>
+      <w:r>
+        <w:rPr>
+          <w:lang w:val="zh_CN" w:bidi="zh_CN"/>
+        </w:rPr>
+        <w:t>或</w:t>
+      </w:r>
+      <w:hyperlink r:id="rId22">
+        <w:r>
+          <w:rPr>
+            <w:lang w:val="zh_CN" w:bidi="zh_CN"/>
+          </w:rPr>
+          <w:rPr>
+            <w:color w:val="0000EE"/>
+            <w:u w:val="single"/>
+          </w:rPr>
+          <w:t>奴隶</w:t>
+        </w:r>
+      </w:hyperlink>
+      <w:r>
+        <w:rPr>
+          <w:lang w:val="zh_CN" w:bidi="zh_CN"/>
+        </w:rPr>
+        <w:t>，以及动物。 这是所有受造物休息的一天。</w:t>
       </w:r>
     </w:p>
     <w:p>
@@ -397,7 +486,96 @@
         <w:rPr>
           <w:lang w:val="zh_CN" w:bidi="zh_CN"/>
         </w:rPr>
-        <w:t>耶稣用不同的方式使用阿们这个词。 耶稣经常在教导的开始说"阿们"，甚至"阿们，阿们"。 当耶稣说"阿们"时，祂的意思是："仔细聆听我接下来要说的话，因为这是真实且非常重要的事。"</w:t>
+        <w:t>到了耶稣的时代，犹太人的宗教教师们非常谨慎，为了避免不顺服神，他们制定了许多关于安息日的额外规定。 这些规定非常难以遵守。 宗教领袖们忘记了，这天的意义是休息和荣耀神。 耶稣和宗教领袖们有过几次关于安息日的争论。 耶稣经常对宗教领袖感到沮丧，因为他们认为，人制定的规条比神所赐的好</w:t>
+      </w:r>
+      <w:hyperlink r:id="rId23">
+        <w:r>
+          <w:rPr>
+            <w:lang w:val="zh_CN" w:bidi="zh_CN"/>
+          </w:rPr>
+          <w:rPr>
+            <w:color w:val="0000EE"/>
+            <w:u w:val="single"/>
+          </w:rPr>
+          <w:t>律法</w:t>
+        </w:r>
+      </w:hyperlink>
+      <w:r>
+        <w:rPr>
+          <w:lang w:val="zh_CN" w:bidi="zh_CN"/>
+        </w:rPr>
+        <w:t>更重要，他们没有思考神真正的旨意。</w:t>
+      </w:r>
+      <w:r>
+        <w:rPr>
+          <w:lang w:val="zh_CN" w:bidi="zh_CN"/>
+        </w:rPr>
+      </w:r>
+      <w:r>
+        <w:rPr>
+          <w:lang w:val="zh_CN" w:bidi="zh_CN"/>
+        </w:rPr>
+      </w:r>
+    </w:p>
+    <w:p>
+      <w:pPr/>
+      <w:r>
+        <w:rPr>
+          <w:lang w:val="zh_CN" w:bidi="zh_CN"/>
+        </w:rPr>
+      </w:r>
+    </w:p>
+    <w:p>
+      <w:pPr>
+        <w:pStyle w:val="Heading2"/>
+      </w:pPr>
+      <w:r>
+        <w:rPr>
+          <w:lang w:val="zh_CN" w:bidi="zh_CN"/>
+        </w:rPr>
+        <w:t>安息日</w:t>
+      </w:r>
+      <w:r>
+        <w:rPr>
+          <w:lang w:val="zh_CN" w:bidi="zh_CN"/>
+        </w:rPr>
+      </w:r>
+    </w:p>
+    <w:p>
+      <w:pPr>
+        <w:pStyle w:val="Heading4"/>
+      </w:pPr>
+      <w:r>
+        <w:rPr>
+          <w:lang w:val="zh_CN" w:bidi="zh_CN"/>
+        </w:rPr>
+        <w:t>Audio Content</w:t>
+      </w:r>
+    </w:p>
+    <w:p>
+      <w:pPr/>
+      <w:r>
+        <w:rPr>
+          <w:lang w:val="zh_CN" w:bidi="zh_CN"/>
+        </w:rPr>
+      </w:r>
+      <w:hyperlink r:id="rId24">
+        <w:r>
+          <w:rPr>
+            <w:lang w:val="zh_CN" w:bidi="zh_CN"/>
+          </w:rPr>
+          <w:rPr>
+            <w:color w:val="0000EE"/>
+            <w:u w:val="single"/>
+          </w:rPr>
+          <w:t>mp3 file</w:t>
+        </w:r>
+      </w:hyperlink>
+      <w:r>
+        <w:rPr>
+          <w:lang w:val="zh_CN" w:bidi="zh_CN"/>
+        </w:rPr>
+        <w:t xml:space="preserve"> (None KB)</w:t>
       </w:r>
       <w:r>
         <w:rPr>

--- a/zhs/docx/002.content.docx
+++ b/zhs/docx/002.content.docx
@@ -39,80 +39,37 @@
           <w:b/>
           <w:lang w:val="zh_CN" w:bidi="zh_CN"/>
         </w:rPr>
-        <w:t>Familiarization, Internalization, Articulation (Fia) Terms</w:t>
-      </w:r>
-      <w:r>
-        <w:rPr>
-          <w:lang w:val="zh_CN" w:bidi="zh_CN"/>
-        </w:rPr>
-        <w:t xml:space="preserve"> (Chinese (Simplified)) is based on: </w:t>
-      </w:r>
-      <w:r>
-        <w:rPr>
-          <w:lang w:val="zh_CN" w:bidi="zh_CN"/>
-        </w:rPr>
-        <w:t>Familiarization, Internalization, Articulation (Fia) Terms</w:t>
-      </w:r>
-      <w:r>
-        <w:rPr>
-          <w:lang w:val="zh_CN" w:bidi="zh_CN"/>
-        </w:rPr>
-        <w:t xml:space="preserve">, </w:t>
-      </w:r>
-      <w:hyperlink r:id="rId13">
-        <w:r>
-          <w:rPr>
-            <w:lang w:val="zh_CN" w:bidi="zh_CN"/>
-          </w:rPr>
-          <w:rPr>
-            <w:color w:val="0000EE"/>
-            <w:u w:val="single"/>
-          </w:rPr>
-          <w:t>SRV Partners</w:t>
-        </w:r>
-      </w:hyperlink>
-      <w:r>
-        <w:rPr>
-          <w:lang w:val="zh_CN" w:bidi="zh_CN"/>
-        </w:rPr>
-        <w:t xml:space="preserve">, 2023, which is licensed under a </w:t>
-      </w:r>
-      <w:hyperlink r:id="rId14">
-        <w:r>
-          <w:rPr>
-            <w:lang w:val="zh_CN" w:bidi="zh_CN"/>
-          </w:rPr>
-          <w:rPr>
-            <w:color w:val="0000EE"/>
-            <w:u w:val="single"/>
-          </w:rPr>
-          <w:t>CC BY-SA 4.0 license</w:t>
-        </w:r>
-      </w:hyperlink>
-      <w:r>
-        <w:rPr>
-          <w:lang w:val="zh_CN" w:bidi="zh_CN"/>
-        </w:rPr>
-        <w:t>.</w:t>
-      </w:r>
-      <w:r>
-        <w:rPr>
-          <w:lang w:val="zh_CN" w:bidi="zh_CN"/>
-        </w:rPr>
-      </w:r>
-    </w:p>
-    <w:p>
-      <w:pPr/>
-      <w:r>
-        <w:rPr>
-          <w:lang w:val="zh_CN" w:bidi="zh_CN"/>
-        </w:rPr>
-      </w:r>
-      <w:r>
-        <w:rPr>
-          <w:lang w:val="zh_CN" w:bidi="zh_CN"/>
-        </w:rPr>
-        <w:t>This PDF version is provided under the same license.</w:t>
+        <w:t>Familiarization, Internalization, Articulation (FIA) Key Terms</w:t>
+      </w:r>
+      <w:r>
+        <w:rPr>
+          <w:lang w:val="zh_CN" w:bidi="zh_CN"/>
+        </w:rPr>
+        <w:t xml:space="preserve"> © 2023 SRV Partners Released under CC BY-SA 4.0 license. </w:t>
+      </w:r>
+      <w:r>
+        <w:rPr>
+          <w:lang w:val="zh_CN" w:bidi="zh_CN"/>
+        </w:rPr>
+        <w:t>Familiarization, Internalization, Articulation (FIA) Key Terms</w:t>
+      </w:r>
+      <w:r>
+        <w:rPr>
+          <w:lang w:val="zh_CN" w:bidi="zh_CN"/>
+        </w:rPr>
+        <w:t xml:space="preserve"> has been adapted in the following languages Tok Pisin, عربي, Français, हिंदी, Bahasa Indonesia, Português, Русский, Español, Kiswahili, 简体中文 from </w:t>
+      </w:r>
+      <w:r>
+        <w:rPr>
+          <w:lang w:val="zh_CN" w:bidi="zh_CN"/>
+        </w:rPr>
+        <w:t>Familiarization, Internalization, Articulation (FIA)</w:t>
+      </w:r>
+      <w:r>
+        <w:rPr>
+          <w:lang w:val="zh_CN" w:bidi="zh_CN"/>
+        </w:rPr>
+        <w:t xml:space="preserve"> © 2023 SRV Partners. Released under CC BY-SA 4.0 license by Mission Mutual</w:t>
       </w:r>
       <w:r>
         <w:rPr>
@@ -261,7 +218,7 @@
         </w:rPr>
         <w:t>是</w:t>
       </w:r>
-      <w:hyperlink r:id="rId15">
+      <w:hyperlink r:id="rId13">
         <w:r>
           <w:rPr>
             <w:lang w:val="zh_CN" w:bidi="zh_CN"/>
@@ -279,7 +236,7 @@
         </w:rPr>
         <w:t>一周中的第七日。 这是休息和</w:t>
       </w:r>
-      <w:hyperlink r:id="rId16">
+      <w:hyperlink r:id="rId14">
         <w:r>
           <w:rPr>
             <w:lang w:val="zh_CN" w:bidi="zh_CN"/>
@@ -297,7 +254,7 @@
         </w:rPr>
         <w:t>神的一天。 在那一天，犹太人经常聚集在</w:t>
       </w:r>
-      <w:hyperlink r:id="rId17">
+      <w:hyperlink r:id="rId15">
         <w:r>
           <w:rPr>
             <w:lang w:val="zh_CN" w:bidi="zh_CN"/>
@@ -315,7 +272,7 @@
         </w:rPr>
         <w:t>中，这是当地犹太人</w:t>
       </w:r>
-      <w:hyperlink r:id="rId18">
+      <w:hyperlink r:id="rId16">
         <w:r>
           <w:rPr>
             <w:lang w:val="zh_CN" w:bidi="zh_CN"/>
@@ -361,7 +318,7 @@
         </w:rPr>
         <w:t>在摩西的时代，神吩咐</w:t>
       </w:r>
-      <w:hyperlink r:id="rId19">
+      <w:hyperlink r:id="rId17">
         <w:r>
           <w:rPr>
             <w:lang w:val="zh_CN" w:bidi="zh_CN"/>
@@ -379,7 +336,7 @@
         </w:rPr>
         <w:t>每个第七日都要休息，不可以做任何工作。 神告诉人们，祂在六天内创造了世界，第七日安息。 出于这个原因，第七日是</w:t>
       </w:r>
-      <w:hyperlink r:id="rId20">
+      <w:hyperlink r:id="rId18">
         <w:r>
           <w:rPr>
             <w:lang w:val="zh_CN" w:bidi="zh_CN"/>
@@ -438,7 +395,7 @@
         </w:rPr>
         <w:t>安息日是家庭中每个成员休息的日子，甚至包括</w:t>
       </w:r>
-      <w:hyperlink r:id="rId21">
+      <w:hyperlink r:id="rId19">
         <w:r>
           <w:rPr>
             <w:lang w:val="zh_CN" w:bidi="zh_CN"/>
@@ -456,7 +413,7 @@
         </w:rPr>
         <w:t>或</w:t>
       </w:r>
-      <w:hyperlink r:id="rId22">
+      <w:hyperlink r:id="rId20">
         <w:r>
           <w:rPr>
             <w:lang w:val="zh_CN" w:bidi="zh_CN"/>
@@ -488,7 +445,7 @@
         </w:rPr>
         <w:t>到了耶稣的时代，犹太人的宗教教师们非常谨慎，为了避免不顺服神，他们制定了许多关于安息日的额外规定。 这些规定非常难以遵守。 宗教领袖们忘记了，这天的意义是休息和荣耀神。 耶稣和宗教领袖们有过几次关于安息日的争论。 耶稣经常对宗教领袖感到沮丧，因为他们认为，人制定的规条比神所赐的好</w:t>
       </w:r>
-      <w:hyperlink r:id="rId23">
+      <w:hyperlink r:id="rId21">
         <w:r>
           <w:rPr>
             <w:lang w:val="zh_CN" w:bidi="zh_CN"/>
@@ -559,7 +516,7 @@
           <w:lang w:val="zh_CN" w:bidi="zh_CN"/>
         </w:rPr>
       </w:r>
-      <w:hyperlink r:id="rId24">
+      <w:hyperlink r:id="rId22">
         <w:r>
           <w:rPr>
             <w:lang w:val="zh_CN" w:bidi="zh_CN"/>

--- a/zhs/docx/002.content.docx
+++ b/zhs/docx/002.content.docx
@@ -45,7 +45,7 @@
         <w:rPr>
           <w:lang w:val="zh_CN" w:bidi="zh_CN"/>
         </w:rPr>
-        <w:t xml:space="preserve"> © 2023 SRV Partners Released under CC BY-SA 4.0 license. </w:t>
+        <w:t xml:space="preserve"> © 2025 Word Collective Released under CC BY-SA 4.0 license. </w:t>
       </w:r>
       <w:r>
         <w:rPr>
@@ -69,7 +69,7 @@
         <w:rPr>
           <w:lang w:val="zh_CN" w:bidi="zh_CN"/>
         </w:rPr>
-        <w:t xml:space="preserve"> © 2023 SRV Partners. Released under CC BY-SA 4.0 license by Mission Mutual</w:t>
+        <w:t xml:space="preserve"> © 2025 Word Collective. Released under CC BY-SA 4.0 license by Mission Mutual</w:t>
       </w:r>
       <w:r>
         <w:rPr>
